--- a/github.docx
+++ b/github.docx
@@ -86,7 +86,7 @@
           <wp:inline distT="0" distB="0" distL="114300" distR="114300">
             <wp:extent cx="5271770" cy="3477260"/>
             <wp:effectExtent l="0" t="0" r="11430" b="2540"/>
-            <wp:docPr id="2" name="图片 2"/>
+            <wp:docPr id="14" name="图片 2"/>
             <wp:cNvGraphicFramePr>
               <a:graphicFrameLocks xmlns:a="http://schemas.openxmlformats.org/drawingml/2006/main" noChangeAspect="1"/>
             </wp:cNvGraphicFramePr>
@@ -94,7 +94,7 @@
               <a:graphicData uri="http://schemas.openxmlformats.org/drawingml/2006/picture">
                 <pic:pic xmlns:pic="http://schemas.openxmlformats.org/drawingml/2006/picture">
                   <pic:nvPicPr>
-                    <pic:cNvPr id="2" name="图片 2"/>
+                    <pic:cNvPr id="14" name="图片 2"/>
                     <pic:cNvPicPr>
                       <a:picLocks noChangeAspect="1"/>
                     </pic:cNvPicPr>
@@ -124,6 +124,8 @@
           </wp:inline>
         </w:drawing>
       </w:r>
+      <w:bookmarkStart w:id="0" w:name="_GoBack"/>
+      <w:bookmarkEnd w:id="0"/>
     </w:p>
     <w:p>
       <w:r>
@@ -617,10 +619,7 @@
         </w:drawing>
       </w:r>
     </w:p>
-    <w:p>
-      <w:bookmarkStart w:id="0" w:name="_GoBack"/>
-      <w:bookmarkEnd w:id="0"/>
-    </w:p>
+    <w:p/>
     <w:p>
       <w:pPr>
         <w:rPr>

--- a/github.docx
+++ b/github.docx
@@ -124,8 +124,6 @@
           </wp:inline>
         </w:drawing>
       </w:r>
-      <w:bookmarkStart w:id="0" w:name="_GoBack"/>
-      <w:bookmarkEnd w:id="0"/>
     </w:p>
     <w:p>
       <w:r>
@@ -677,6 +675,8 @@
         </w:rPr>
         <w:t xml:space="preserve">  </w:t>
       </w:r>
+      <w:bookmarkStart w:id="0" w:name="_GoBack"/>
+      <w:bookmarkEnd w:id="0"/>
       <w:r>
         <w:drawing>
           <wp:inline distT="0" distB="0" distL="114300" distR="114300">
